--- a/SRS.docx
+++ b/SRS.docx
@@ -2356,7 +2356,7 @@
           <w:color w:val="000000"/>
           <w:rtl w:val="0"/>
         </w:rPr>
-        <w:t xml:space="preserve">El alto consumo de energía en los hogares colombianos se debe, en gran medida, a la falta de conciencia energética. Muchas personas no son conscientes del impacto ambiental que puede tener dejar un bombillo encendido innecesariamente o permitir que un electrodoméstico, como la nevera, consuma más energía de la requerida. Esta falta de control y conocimiento sobre el consumo energético diario contribuye al deterioro del medio ambiente y al aumento en los costos de las facturas de electricidad.</w:t>
+        <w:t xml:space="preserve">El alto consumo de energía en los hogares colombianos se debe, en gran medida, a la falta de conciencia energética. Muchas personas no son conscientes del impacto ambiental que puede tener dejar un bombillo encendido innecesariamente o permitir que un electrodoméstico, como la nevera, consuma más energía de la requerida. Esta falta de control y conocimiento sobre el consumo energético diario contribuye al deterioro del medio ambiente y al aumento en los costos de las facturas de electricidad.Crea publicaciones, videos o presentaciones usando plantillas y herramientas con IA. Lo imaginas y luego lo creas más rápido que pedir un tinto. Así de fácil.</w:t>
       </w:r>
     </w:p>
     <w:p>
@@ -7009,6 +7009,39 @@
       <w:pPr>
         <w:widowControl w:val="1"/>
         <w:spacing w:after="160" w:lineRule="auto"/>
+        <w:rPr/>
+      </w:pPr>
+      <w:r>
+        <w:rPr>
+          <w:rtl w:val="0"/>
+        </w:rPr>
+        <w:t xml:space="preserve">                       ERF1.2: Iniciar sesión.</w:t>
+        <w:br w:type="textWrapping"/>
+      </w:r>
+    </w:p>
+    <w:p>
+      <w:pPr>
+        <w:widowControl w:val="1"/>
+        <w:spacing w:after="160" w:lineRule="auto"/>
+        <w:rPr/>
+      </w:pPr>
+      <w:r>
+        <w:rPr>
+          <w:rtl w:val="0"/>
+        </w:rPr>
+        <w:t xml:space="preserve">                       ERF1.3: Perfil de usuario.</w:t>
+      </w:r>
+      <w:r>
+        <w:rPr>
+          <w:rtl w:val="0"/>
+        </w:rPr>
+      </w:r>
+    </w:p>
+    <w:p>
+      <w:pPr>
+        <w:widowControl w:val="1"/>
+        <w:spacing w:after="160" w:lineRule="auto"/>
+        <w:ind w:left="708" w:firstLine="720.0000000000001"/>
         <w:rPr>
           <w:rFonts w:ascii="Times New Roman" w:cs="Times New Roman" w:eastAsia="Times New Roman" w:hAnsi="Times New Roman"/>
           <w:sz w:val="24"/>
@@ -7019,30 +7052,7 @@
         <w:rPr>
           <w:rtl w:val="0"/>
         </w:rPr>
-        <w:t xml:space="preserve">                       ERF1.2: Iniciar sesión.</w:t>
-      </w:r>
-      <w:r>
-        <w:rPr>
-          <w:rtl w:val="0"/>
-        </w:rPr>
-      </w:r>
-    </w:p>
-    <w:p>
-      <w:pPr>
-        <w:widowControl w:val="1"/>
-        <w:spacing w:after="160" w:lineRule="auto"/>
-        <w:ind w:left="708" w:firstLine="720.0000000000001"/>
-        <w:rPr>
-          <w:rFonts w:ascii="Times New Roman" w:cs="Times New Roman" w:eastAsia="Times New Roman" w:hAnsi="Times New Roman"/>
-          <w:sz w:val="24"/>
-          <w:szCs w:val="24"/>
-        </w:rPr>
-      </w:pPr>
-      <w:r>
-        <w:rPr>
-          <w:rtl w:val="0"/>
-        </w:rPr>
-        <w:t xml:space="preserve">ERF1.3: Actualización de información.</w:t>
+        <w:t xml:space="preserve">ERF1.3.1: Actualización de información.</w:t>
       </w:r>
       <w:r>
         <w:rPr>
@@ -7079,7 +7089,7 @@
         <w:rPr>
           <w:rtl w:val="0"/>
         </w:rPr>
-        <w:t xml:space="preserve">ERF1.4: Recuperar contraseña</w:t>
+        <w:t xml:space="preserve">ERF1.3.2: Recuperar contraseña</w:t>
       </w:r>
     </w:p>
     <w:p>
@@ -7129,7 +7139,7 @@
         </w:rPr>
         <w:tab/>
         <w:tab/>
-        <w:t xml:space="preserve">ERF1.5: Eliminar Cuenta</w:t>
+        <w:t xml:space="preserve">ERF1.3.3: Eliminar Cuenta</w:t>
       </w:r>
     </w:p>
     <w:p>
@@ -7154,7 +7164,10 @@
       <w:pPr>
         <w:widowControl w:val="1"/>
         <w:spacing w:after="160" w:lineRule="auto"/>
-        <w:rPr/>
+        <w:rPr>
+          <w:b w:val="1"/>
+          <w:bCs w:val="1"/>
+        </w:rPr>
       </w:pPr>
       <w:r>
         <w:rPr>
@@ -7162,7 +7175,79 @@
         </w:rPr>
         <w:tab/>
         <w:tab/>
-        <w:t xml:space="preserve">ERF1.6: Gestión de permisos de usuario</w:t>
+        <w:tab/>
+      </w:r>
+      <w:r>
+        <w:rPr>
+          <w:b w:val="1"/>
+          <w:bCs w:val="1"/>
+          <w:highlight w:val="yellow"/>
+          <w:rtl w:val="0"/>
+        </w:rPr>
+        <w:t xml:space="preserve">RF2. Gestión de Proyectos</w:t>
+      </w:r>
+      <w:r>
+        <w:rPr>
+          <w:rtl w:val="0"/>
+        </w:rPr>
+      </w:r>
+    </w:p>
+    <w:p>
+      <w:pPr>
+        <w:widowControl w:val="1"/>
+        <w:spacing w:after="160" w:lineRule="auto"/>
+        <w:ind w:left="708" w:firstLine="720.0000000000001"/>
+        <w:rPr>
+          <w:rFonts w:ascii="Times New Roman" w:cs="Times New Roman" w:eastAsia="Times New Roman" w:hAnsi="Times New Roman"/>
+          <w:sz w:val="24"/>
+          <w:szCs w:val="24"/>
+        </w:rPr>
+      </w:pPr>
+      <w:r>
+        <w:rPr>
+          <w:rtl w:val="0"/>
+        </w:rPr>
+        <w:t xml:space="preserve">ERF2.1: Registrar proyecto u hogar.</w:t>
+      </w:r>
+      <w:r>
+        <w:rPr>
+          <w:rtl w:val="0"/>
+        </w:rPr>
+      </w:r>
+    </w:p>
+    <w:p>
+      <w:pPr>
+        <w:widowControl w:val="1"/>
+        <w:numPr>
+          <w:ilvl w:val="0"/>
+          <w:numId w:val="8"/>
+        </w:numPr>
+        <w:spacing w:after="160" w:lineRule="auto"/>
+        <w:ind w:left="2148" w:hanging="360"/>
+        <w:rPr>
+          <w:sz w:val="20"/>
+          <w:szCs w:val="20"/>
+        </w:rPr>
+      </w:pPr>
+      <w:r>
+        <w:rPr>
+          <w:rtl w:val="0"/>
+        </w:rPr>
+        <w:t xml:space="preserve">El sistema debe permitirle al usuario responsable registrar un proyecto (por ejemplo: casa, edificio o empresa).</w:t>
+      </w:r>
+    </w:p>
+    <w:p>
+      <w:pPr>
+        <w:widowControl w:val="1"/>
+        <w:spacing w:after="160" w:lineRule="auto"/>
+        <w:ind w:left="799" w:firstLine="0"/>
+        <w:rPr/>
+      </w:pPr>
+      <w:r>
+        <w:rPr>
+          <w:rtl w:val="0"/>
+        </w:rPr>
+        <w:t xml:space="preserve">          ERF2.2: Gestión de permisos de usuario</w:t>
       </w:r>
     </w:p>
     <w:p>
@@ -7174,7 +7259,6 @@
         </w:numPr>
         <w:spacing w:after="160" w:line="276" w:lineRule="auto"/>
         <w:ind w:left="2160" w:hanging="360"/>
-        <w:rPr/>
       </w:pPr>
       <w:r>
         <w:rPr>
@@ -7187,26 +7271,9 @@
       <w:pPr>
         <w:widowControl w:val="1"/>
         <w:spacing w:after="160" w:lineRule="auto"/>
-        <w:rPr>
-          <w:b w:val="1"/>
-          <w:bCs w:val="1"/>
-        </w:rPr>
-      </w:pPr>
-      <w:r>
-        <w:rPr>
-          <w:rtl w:val="0"/>
-        </w:rPr>
-        <w:tab/>
-      </w:r>
-      <w:r>
-        <w:rPr>
-          <w:b w:val="1"/>
-          <w:bCs w:val="1"/>
-          <w:highlight w:val="yellow"/>
-          <w:rtl w:val="0"/>
-        </w:rPr>
-        <w:t xml:space="preserve">RF2. Gestión de Proyectos</w:t>
-      </w:r>
+        <w:ind w:left="799" w:firstLine="0"/>
+        <w:rPr/>
+      </w:pPr>
       <w:r>
         <w:rPr>
           <w:rtl w:val="0"/>
@@ -7218,65 +7285,13 @@
         <w:widowControl w:val="1"/>
         <w:spacing w:after="160" w:lineRule="auto"/>
         <w:ind w:left="708" w:firstLine="720.0000000000001"/>
-        <w:rPr>
-          <w:rFonts w:ascii="Times New Roman" w:cs="Times New Roman" w:eastAsia="Times New Roman" w:hAnsi="Times New Roman"/>
-          <w:sz w:val="24"/>
-          <w:szCs w:val="24"/>
-        </w:rPr>
-      </w:pPr>
-      <w:r>
-        <w:rPr>
-          <w:rtl w:val="0"/>
-        </w:rPr>
-        <w:t xml:space="preserve">ERF2.4: Registrar proyecto u hogar.</w:t>
-      </w:r>
-      <w:r>
-        <w:rPr>
-          <w:rtl w:val="0"/>
-        </w:rPr>
-      </w:r>
-    </w:p>
-    <w:p>
-      <w:pPr>
-        <w:widowControl w:val="1"/>
-        <w:numPr>
-          <w:ilvl w:val="0"/>
-          <w:numId w:val="8"/>
-        </w:numPr>
-        <w:spacing w:after="160" w:lineRule="auto"/>
-        <w:ind w:left="2148" w:hanging="360"/>
-        <w:rPr>
-          <w:sz w:val="20"/>
-          <w:szCs w:val="20"/>
-        </w:rPr>
-      </w:pPr>
-      <w:r>
-        <w:rPr>
-          <w:rtl w:val="0"/>
-        </w:rPr>
-        <w:t xml:space="preserve">El sistema debe permitirle al usuario responsable registrar un proyecto (por ejemplo: casa, edificio o empresa).</w:t>
-      </w:r>
-      <w:r>
-        <w:rPr>
-          <w:rtl w:val="0"/>
-        </w:rPr>
-      </w:r>
-    </w:p>
-    <w:p>
-      <w:pPr>
-        <w:widowControl w:val="1"/>
-        <w:spacing w:after="160" w:lineRule="auto"/>
-        <w:ind w:left="708" w:firstLine="720.0000000000001"/>
-        <w:rPr>
-          <w:u w:val="single"/>
-        </w:rPr>
-      </w:pPr>
-      <w:r>
-        <w:rPr>
-          <w:u w:val="single"/>
-          <w:rtl w:val="0"/>
-        </w:rPr>
-        <w:t xml:space="preserve">ERF2.2: Vinculación de dispositivos </w:t>
+        <w:rPr/>
+      </w:pPr>
+      <w:r>
+        <w:rPr>
+          <w:rtl w:val="0"/>
+        </w:rPr>
+        <w:t xml:space="preserve">ERF2.3: Vinculación de dispositivos  </w:t>
       </w:r>
     </w:p>
     <w:p>
@@ -7308,7 +7323,7 @@
         <w:rPr>
           <w:rtl w:val="0"/>
         </w:rPr>
-        <w:t xml:space="preserve">ERF2.3: Usuario responsable.</w:t>
+        <w:t xml:space="preserve">ERF2.4: Usuario responsable.</w:t>
       </w:r>
     </w:p>
     <w:p>
@@ -7417,7 +7432,7 @@
         <w:rPr>
           <w:rtl w:val="0"/>
         </w:rPr>
-        <w:t xml:space="preserve">El usuario podrá configurar los umbrales de consumo para recibir alertas y recomendaciones personalizadas. Estos umbrales dependerán de las facturas de consumo eléctrico del hogar. Además, el sistema incluirá umbrales por defecto preestablecidos de acuerdo con las necesidades del usuario.</w:t>
+        <w:t xml:space="preserve">El usuario podrá configurar los umbrales de consumo para recibir alertas y recomendaciones personalizadas. Además, el sistema incluirá umbrales por defecto preestablecidos de acuerdo con las necesidades del usuario.</w:t>
       </w:r>
       <w:r>
         <w:rPr>
@@ -7550,7 +7565,7 @@
         <w:rPr>
           <w:rtl w:val="0"/>
         </w:rPr>
-        <w:t xml:space="preserve">El usuario podrá configurar el idioma del sistema según sus preferencias. Estarán disponibles hasta 20 idiomas diferentes.</w:t>
+        <w:t xml:space="preserve">El usuario podrá configurar el idioma del sistema según sus preferencias. Estarán disponibles hasta 4 idiomas diferentes.</w:t>
       </w:r>
     </w:p>
     <w:p>
@@ -7583,7 +7598,7 @@
         <w:rPr>
           <w:rtl w:val="0"/>
         </w:rPr>
-        <w:t xml:space="preserve">El usuario podrá configurar como este quiere recibirlas, si a través de notificaciones o por algún otro medio digital como el correo.</w:t>
+        <w:t xml:space="preserve">El usuario podrá configurar como este quiere recibirlas, si a través de notificaciones o por algún otro medio digital como el correo. </w:t>
       </w:r>
     </w:p>
     <w:p>
@@ -7709,7 +7724,7 @@
         <w:rPr>
           <w:rtl w:val="0"/>
         </w:rPr>
-        <w:t xml:space="preserve">El sistema debe registrar automáticamente el consumo eléctrico por hora proveniente de los dispositivos conectados.</w:t>
+        <w:t xml:space="preserve">El sistema debe registrar automáticamente el consumo eléctrico proveniente de los dispositivos conectados de manera parametrizable por el usuario.</w:t>
       </w:r>
       <w:r>
         <w:rPr>
@@ -7818,7 +7833,7 @@
         <w:rPr>
           <w:rtl w:val="0"/>
         </w:rPr>
-        <w:t xml:space="preserve">El sistema debe permitir comparar el consumo actual con promedios históricos o con otros usuarios similares (opcional).</w:t>
+        <w:t xml:space="preserve">El sistema debe permitir comparar el consumo actual con promedios históricos.</w:t>
       </w:r>
     </w:p>
     <w:p>
@@ -7930,7 +7945,7 @@
         <w:rPr>
           <w:rtl w:val="0"/>
         </w:rPr>
-        <w:t xml:space="preserve">EEl sistema debe generar alertas automáticamente a partir del análisis de las mediciones recibidas, mediante mecanismos internos que evalúan los niveles de consumo en tiempo real.</w:t>
+        <w:t xml:space="preserve">El sistema debe generar alertas automáticamente a partir del análisis de las mediciones recibidas, mediante mecanismos internos que evalúan los niveles de consumo en tiempo real.</w:t>
         <w:tab/>
       </w:r>
     </w:p>
@@ -14000,7 +14015,7 @@
             </w:pPr>
             <w:sdt>
               <w:sdtPr>
-                <w:id w:val="679370753"/>
+                <w:id w:val="-324403082"/>
                 <w:tag w:val="goog_rdk_0"/>
               </w:sdtPr>
               <w:sdtContent>
@@ -14065,7 +14080,7 @@
             </w:pPr>
             <w:sdt>
               <w:sdtPr>
-                <w:id w:val="-311756637"/>
+                <w:id w:val="-1875049261"/>
                 <w:tag w:val="goog_rdk_1"/>
               </w:sdtPr>
               <w:sdtContent>
@@ -14130,7 +14145,7 @@
             </w:pPr>
             <w:sdt>
               <w:sdtPr>
-                <w:id w:val="-1528202660"/>
+                <w:id w:val="-808240551"/>
                 <w:tag w:val="goog_rdk_2"/>
               </w:sdtPr>
               <w:sdtContent>
@@ -14195,7 +14210,7 @@
             </w:pPr>
             <w:sdt>
               <w:sdtPr>
-                <w:id w:val="-1466473679"/>
+                <w:id w:val="1207897113"/>
                 <w:tag w:val="goog_rdk_3"/>
               </w:sdtPr>
               <w:sdtContent>
@@ -14246,7 +14261,7 @@
             </w:pPr>
             <w:sdt>
               <w:sdtPr>
-                <w:id w:val="1549479781"/>
+                <w:id w:val="-319905791"/>
                 <w:tag w:val="goog_rdk_4"/>
               </w:sdtPr>
               <w:sdtContent>
